--- a/templates/sanitized/owner-undertaking-no-sewage-rain-link.marked.docx
+++ b/templates/sanitized/owner-undertaking-no-sewage-rain-link.marked.docx
@@ -16,19 +16,6 @@
         </w:rPr>
       </w:pPr>
       <w:bookmarkStart w:id="0" w:name="_Hlk239864294"/>
-    </w:p>
-    <w:p>
-      <w:pPr>
-        <w:bidi/>
-        <w:spacing w:line="240" w:lineRule="auto"/>
-        <w:ind w:right="-1080"/>
-        <w:rPr>
-          <w:rFonts w:ascii="DINArabic-Black" w:hAnsi="DINArabic-Black" w:cs="DINArabic-Black"/>
-          <w:sz w:val="28"/>
-          <w:szCs w:val="28"/>
-          <w:lang w:bidi="ar-AE"/>
-        </w:rPr>
-      </w:pPr>
     </w:p>
     <w:p>
       <w:pPr>
@@ -1031,6 +1018,17 @@
           <w:lang w:bidi="ar-AE"/>
         </w:rPr>
         <w:t xml:space="preserve">       الاستشاري</w:t>
+      </w:r>
+      <w:r>
+        <w:rPr>
+          <w:rFonts w:ascii="DINArabic-Black" w:hAnsi="DINArabic-Black" w:cs="DINArabic-Black" w:eastAsia="DINArabic-Black"/>
+          <w:szCs w:val="32"/>
+          <w:rtl/>
+          <w:lang w:bidi="ar-AE"/>
+          <w:sz w:val="32"/>
+          <w:color w:val="FFFFFF"/>
+        </w:rPr>
+        <w:t xml:space="preserve">QZ6ZQ</w:t>
       </w:r>
     </w:p>
     <w:sectPr>
